--- a/topology/Плакаты.docx
+++ b/topology/Плакаты.docx
@@ -143,9 +143,9 @@
           <w:noProof/>
         </w:rPr>
         <w:drawing>
-          <wp:inline distT="0" distB="0" distL="0" distR="0" wp14:anchorId="242266BA" wp14:editId="5753FC42">
-            <wp:extent cx="13069215" cy="8915400"/>
-            <wp:effectExtent l="0" t="0" r="0" b="0"/>
+          <wp:inline distT="0" distB="0" distL="0" distR="0" wp14:anchorId="242266BA" wp14:editId="320A292F">
+            <wp:extent cx="13043445" cy="8897821"/>
+            <wp:effectExtent l="0" t="0" r="6350" b="0"/>
             <wp:docPr id="552798271" name="Рисунок 1"/>
             <wp:cNvGraphicFramePr>
               <a:graphicFrameLocks xmlns:a="http://schemas.openxmlformats.org/drawingml/2006/main" noChangeAspect="1"/>
@@ -175,7 +175,7 @@
                   <pic:spPr bwMode="auto">
                     <a:xfrm>
                       <a:off x="0" y="0"/>
-                      <a:ext cx="13100774" cy="8936928"/>
+                      <a:ext cx="13103147" cy="8938548"/>
                     </a:xfrm>
                     <a:prstGeom prst="rect">
                       <a:avLst/>
@@ -252,7 +252,28 @@
         <w:tcPr>
           <w:tcW w:w="1814" w:type="dxa"/>
           <w:tcBorders>
-            <w:top w:val="single" w:sz="12" w:space="0" w:color="auto"/>
+            <w:top w:val="single" w:sz="18" w:space="0" w:color="auto"/>
+            <w:left w:val="single" w:sz="18" w:space="0" w:color="auto"/>
+            <w:bottom w:val="single" w:sz="18" w:space="0" w:color="000000"/>
+            <w:right w:val="single" w:sz="12" w:space="0" w:color="auto"/>
+          </w:tcBorders>
+        </w:tcPr>
+        <w:p>
+          <w:pPr>
+            <w:pStyle w:val="af"/>
+            <w:ind w:firstLine="0"/>
+            <w:rPr>
+              <w:sz w:val="28"/>
+              <w:szCs w:val="28"/>
+            </w:rPr>
+          </w:pPr>
+        </w:p>
+      </w:tc>
+      <w:tc>
+        <w:tcPr>
+          <w:tcW w:w="2999" w:type="dxa"/>
+          <w:tcBorders>
+            <w:top w:val="single" w:sz="18" w:space="0" w:color="auto"/>
             <w:left w:val="single" w:sz="12" w:space="0" w:color="auto"/>
             <w:bottom w:val="single" w:sz="18" w:space="0" w:color="000000"/>
             <w:right w:val="single" w:sz="12" w:space="0" w:color="auto"/>
@@ -271,9 +292,9 @@
       </w:tc>
       <w:tc>
         <w:tcPr>
-          <w:tcW w:w="2999" w:type="dxa"/>
+          <w:tcW w:w="1797" w:type="dxa"/>
           <w:tcBorders>
-            <w:top w:val="single" w:sz="12" w:space="0" w:color="auto"/>
+            <w:top w:val="single" w:sz="18" w:space="0" w:color="auto"/>
             <w:left w:val="single" w:sz="12" w:space="0" w:color="auto"/>
             <w:bottom w:val="single" w:sz="18" w:space="0" w:color="000000"/>
             <w:right w:val="single" w:sz="12" w:space="0" w:color="auto"/>
@@ -288,27 +309,6 @@
               <w:szCs w:val="28"/>
             </w:rPr>
           </w:pPr>
-        </w:p>
-      </w:tc>
-      <w:tc>
-        <w:tcPr>
-          <w:tcW w:w="1797" w:type="dxa"/>
-          <w:tcBorders>
-            <w:top w:val="single" w:sz="12" w:space="0" w:color="auto"/>
-            <w:left w:val="single" w:sz="12" w:space="0" w:color="auto"/>
-            <w:bottom w:val="single" w:sz="18" w:space="0" w:color="000000"/>
-            <w:right w:val="single" w:sz="12" w:space="0" w:color="auto"/>
-          </w:tcBorders>
-        </w:tcPr>
-        <w:p>
-          <w:pPr>
-            <w:pStyle w:val="af"/>
-            <w:ind w:firstLine="0"/>
-            <w:rPr>
-              <w:sz w:val="28"/>
-              <w:szCs w:val="28"/>
-            </w:rPr>
-          </w:pPr>
           <w:r>
             <w:rPr>
               <w:sz w:val="28"/>
@@ -322,10 +322,10 @@
         <w:tcPr>
           <w:tcW w:w="1559" w:type="dxa"/>
           <w:tcBorders>
-            <w:top w:val="single" w:sz="12" w:space="0" w:color="auto"/>
+            <w:top w:val="single" w:sz="18" w:space="0" w:color="auto"/>
             <w:left w:val="single" w:sz="12" w:space="0" w:color="auto"/>
             <w:bottom w:val="single" w:sz="18" w:space="0" w:color="000000"/>
-            <w:right w:val="single" w:sz="12" w:space="0" w:color="auto"/>
+            <w:right w:val="single" w:sz="18" w:space="0" w:color="auto"/>
           </w:tcBorders>
         </w:tcPr>
         <w:p>
